--- a/3k1s/SYC3-1/лабы/ЛР_11_Drupal_3.docx
+++ b/3k1s/SYC3-1/лабы/ЛР_11_Drupal_3.docx
@@ -62,13 +62,29 @@
         <w:t>также задайте ему роль). Создать контактную форму, с которой пользователи смогут отсылать сообщения администрации.</w:t>
       </w:r>
     </w:p>
+    <w:p>
+      <w:r>
+        <w:t>admin1234</w:t>
+      </w:r>
+    </w:p>
+    <w:p>
+      <w:pPr>
+        <w:rPr>
+          <w:lang w:val="ru-RU"/>
+        </w:rPr>
+      </w:pPr>
+      <w:r>
+        <w:t>user1234</w:t>
+      </w:r>
+    </w:p>
+    <w:p/>
     <w:p>
       <w:hyperlink r:id="rId6" w:history="1">
         <w:r>
           <w:rPr>
             <w:rStyle w:val="a5"/>
           </w:rPr>
-          <w:t>http://drupal/index.php/user/2</w:t>
+          <w:t>http://drupal/index.php/admin/people</w:t>
         </w:r>
       </w:hyperlink>
     </w:p>
@@ -150,15 +166,7 @@
         <w:rPr>
           <w:lang w:val="ru-RU" w:eastAsia="ru-RU"/>
         </w:rPr>
-        <w:t>и</w:t>
-      </w:r>
-      <w:bookmarkStart w:id="0" w:name="_GoBack"/>
-      <w:bookmarkEnd w:id="0"/>
-      <w:r>
-        <w:rPr>
-          <w:lang w:val="ru-RU" w:eastAsia="ru-RU"/>
-        </w:rPr>
-        <w:t xml:space="preserve"> о</w:t>
+        <w:t>и о</w:t>
       </w:r>
       <w:r>
         <w:rPr>
@@ -238,6 +246,8 @@
           <w:lang w:val="ru-RU" w:eastAsia="ru-RU"/>
         </w:rPr>
       </w:pPr>
+      <w:bookmarkStart w:id="0" w:name="_GoBack"/>
+      <w:bookmarkEnd w:id="0"/>
     </w:p>
     <w:p>
       <w:pPr>
@@ -272,7 +282,7 @@
     <w:p>
       <w:pPr>
         <w:rPr>
-          <w:lang w:val="en-US" w:eastAsia="ru-RU"/>
+          <w:lang w:val="ru-RU" w:eastAsia="ru-RU"/>
         </w:rPr>
       </w:pPr>
     </w:p>
@@ -362,21 +372,7 @@
             <w:rStyle w:val="a5"/>
             <w:lang w:val="en-US" w:eastAsia="ru-RU"/>
           </w:rPr>
-          <w:t>statis</w:t>
-        </w:r>
-        <w:r>
-          <w:rPr>
-            <w:rStyle w:val="a5"/>
-            <w:lang w:val="en-US" w:eastAsia="ru-RU"/>
-          </w:rPr>
-          <w:t>t</w:t>
-        </w:r>
-        <w:r>
-          <w:rPr>
-            <w:rStyle w:val="a5"/>
-            <w:lang w:val="en-US" w:eastAsia="ru-RU"/>
-          </w:rPr>
-          <w:t>ics</w:t>
+          <w:t>statistics</w:t>
         </w:r>
       </w:hyperlink>
       <w:r>
@@ -1625,7 +1621,7 @@
 </file>
 
 <file path=customXml/itemProps1.xml><?xml version="1.0" encoding="utf-8"?>
-<ds:datastoreItem xmlns:ds="http://schemas.openxmlformats.org/officeDocument/2006/customXml" ds:itemID="{BB18337B-E8B3-4FBB-934E-96FB3698DEF3}">
+<ds:datastoreItem xmlns:ds="http://schemas.openxmlformats.org/officeDocument/2006/customXml" ds:itemID="{842D93F4-DC7A-42FF-B303-14699D115374}">
   <ds:schemaRefs>
     <ds:schemaRef ds:uri="http://schemas.openxmlformats.org/officeDocument/2006/bibliography"/>
   </ds:schemaRefs>
